--- a/apps/frontend-v3/outputs/report1/Report1_VSTEP_Project_Introduction.docx
+++ b/apps/frontend-v3/outputs/report1/Report1_VSTEP_Project_Introduction.docx
@@ -1882,7 +1882,7 @@
           <w:b w:val="0"/>
           <w:sz w:val="22"/>
         </w:rPr>
-        <w:t>Project code: SP26SE145</w:t>
+        <w:t>Project code: SP26SE146</w:t>
       </w:r>
     </w:p>
     <w:p>
